--- a/Проект.docx
+++ b/Проект.docx
@@ -172,14 +172,12 @@
           <w:numId w:val="1"/>
         </w:numPr>
       </w:pPr>
-      <w:proofErr w:type="spellStart"/>
       <w:r>
         <w:rPr>
           <w:lang w:val="en-US"/>
         </w:rPr>
         <w:t>registrationDate</w:t>
       </w:r>
-      <w:proofErr w:type="spellEnd"/>
       <w:r>
         <w:t xml:space="preserve"> (дата регистрации покупателя на сайте)</w:t>
       </w:r>
@@ -211,7 +209,6 @@
         </w:rPr>
         <w:t>@</w:t>
       </w:r>
-      <w:proofErr w:type="spellStart"/>
       <w:r>
         <w:rPr>
           <w:i/>
@@ -220,7 +217,6 @@
         </w:rPr>
         <w:t>OneToMany</w:t>
       </w:r>
-      <w:proofErr w:type="spellEnd"/>
       <w:r>
         <w:rPr>
           <w:i/>
@@ -334,14 +330,12 @@
           <w:numId w:val="2"/>
         </w:numPr>
       </w:pPr>
-      <w:proofErr w:type="spellStart"/>
       <w:r>
         <w:rPr>
           <w:lang w:val="en-US"/>
         </w:rPr>
         <w:t>hireDate</w:t>
       </w:r>
-      <w:proofErr w:type="spellEnd"/>
       <w:r>
         <w:t xml:space="preserve"> (дата начала работы в пиццерии)</w:t>
       </w:r>
@@ -354,14 +348,12 @@
           <w:numId w:val="2"/>
         </w:numPr>
       </w:pPr>
-      <w:proofErr w:type="spellStart"/>
       <w:r>
         <w:rPr>
           <w:lang w:val="en-US"/>
         </w:rPr>
         <w:t>pizzeriaLocation</w:t>
       </w:r>
-      <w:proofErr w:type="spellEnd"/>
       <w:r>
         <w:t xml:space="preserve"> (местонахождение пиццерии, название улицы)</w:t>
       </w:r>
@@ -393,7 +385,6 @@
         </w:rPr>
         <w:t>@</w:t>
       </w:r>
-      <w:proofErr w:type="spellStart"/>
       <w:r>
         <w:rPr>
           <w:i/>
@@ -402,7 +393,6 @@
         </w:rPr>
         <w:t>OneToMany</w:t>
       </w:r>
-      <w:proofErr w:type="spellEnd"/>
       <w:r>
         <w:t xml:space="preserve"> → </w:t>
       </w:r>
@@ -465,14 +455,12 @@
           <w:numId w:val="3"/>
         </w:numPr>
       </w:pPr>
-      <w:proofErr w:type="spellStart"/>
       <w:r>
         <w:rPr>
           <w:lang w:val="en-US"/>
         </w:rPr>
         <w:t>dateTime</w:t>
       </w:r>
-      <w:proofErr w:type="spellEnd"/>
       <w:r>
         <w:t xml:space="preserve"> (дата оформления и оплаты заказа)</w:t>
       </w:r>
@@ -488,14 +476,12 @@
           <w:lang w:val="en-US"/>
         </w:rPr>
       </w:pPr>
-      <w:proofErr w:type="spellStart"/>
       <w:r>
         <w:rPr>
           <w:lang w:val="en-US"/>
         </w:rPr>
         <w:t>totalPrice</w:t>
       </w:r>
-      <w:proofErr w:type="spellEnd"/>
       <w:r>
         <w:t xml:space="preserve"> (сумма заказа)</w:t>
       </w:r>
@@ -605,7 +591,6 @@
         </w:rPr>
         <w:t>@</w:t>
       </w:r>
-      <w:proofErr w:type="spellStart"/>
       <w:r>
         <w:rPr>
           <w:i/>
@@ -614,7 +599,6 @@
         </w:rPr>
         <w:t>ManyToOne</w:t>
       </w:r>
-      <w:proofErr w:type="spellEnd"/>
       <w:r>
         <w:rPr>
           <w:i/>
@@ -656,7 +640,6 @@
         </w:rPr>
         <w:t>@</w:t>
       </w:r>
-      <w:proofErr w:type="spellStart"/>
       <w:r>
         <w:rPr>
           <w:i/>
@@ -665,7 +648,6 @@
         </w:rPr>
         <w:t>ManyToOne</w:t>
       </w:r>
-      <w:proofErr w:type="spellEnd"/>
       <w:r>
         <w:rPr>
           <w:i/>
@@ -707,7 +689,6 @@
         </w:rPr>
         <w:t>@</w:t>
       </w:r>
-      <w:proofErr w:type="spellStart"/>
       <w:r>
         <w:rPr>
           <w:i/>
@@ -716,7 +697,6 @@
         </w:rPr>
         <w:t>ManyToMany</w:t>
       </w:r>
-      <w:proofErr w:type="spellEnd"/>
       <w:r>
         <w:rPr>
           <w:i/>
@@ -986,7 +966,6 @@
         </w:rPr>
         <w:t>@</w:t>
       </w:r>
-      <w:proofErr w:type="spellStart"/>
       <w:r>
         <w:rPr>
           <w:i/>
@@ -995,7 +974,6 @@
         </w:rPr>
         <w:t>ManyToMany</w:t>
       </w:r>
-      <w:proofErr w:type="spellEnd"/>
       <w:r>
         <w:rPr>
           <w:i/>
@@ -1196,18 +1174,8 @@
           <w:szCs w:val="24"/>
           <w:lang w:val="en-US"/>
         </w:rPr>
-        <w:t xml:space="preserve">: </w:t>
-      </w:r>
-      <w:proofErr w:type="spellStart"/>
-      <w:r>
-        <w:rPr>
-          <w:sz w:val="24"/>
-          <w:szCs w:val="24"/>
-          <w:lang w:val="en-US"/>
-        </w:rPr>
-        <w:t>authorizationPage</w:t>
-      </w:r>
-      <w:proofErr w:type="spellEnd"/>
+        <w:t>: authorizationPage</w:t>
+      </w:r>
     </w:p>
     <w:p>
       <w:pPr>
@@ -1306,7 +1274,6 @@
         </w:rPr>
         <w:t>@</w:t>
       </w:r>
-      <w:proofErr w:type="spellStart"/>
       <w:r>
         <w:rPr>
           <w:sz w:val="24"/>
@@ -1315,7 +1282,6 @@
         </w:rPr>
         <w:t>PostMapping</w:t>
       </w:r>
-      <w:proofErr w:type="spellEnd"/>
       <w:r>
         <w:rPr>
           <w:sz w:val="24"/>
@@ -1533,14 +1499,12 @@
           <w:numId w:val="17"/>
         </w:numPr>
       </w:pPr>
-      <w:proofErr w:type="spellStart"/>
       <w:r>
         <w:rPr>
           <w:lang w:val="en-US"/>
         </w:rPr>
         <w:t>pizzeriaLocation</w:t>
       </w:r>
-      <w:proofErr w:type="spellEnd"/>
       <w:r>
         <w:t xml:space="preserve"> (местонахождение пиццерии, название улицы)</w:t>
       </w:r>
@@ -1653,7 +1617,6 @@
         </w:rPr>
         <w:t>@</w:t>
       </w:r>
-      <w:proofErr w:type="spellStart"/>
       <w:r>
         <w:rPr>
           <w:sz w:val="24"/>
@@ -1662,7 +1625,6 @@
         </w:rPr>
         <w:t>GetMapping</w:t>
       </w:r>
-      <w:proofErr w:type="spellEnd"/>
       <w:r>
         <w:rPr>
           <w:sz w:val="24"/>
@@ -1670,7 +1632,6 @@
         </w:rPr>
         <w:t>(“/</w:t>
       </w:r>
-      <w:proofErr w:type="spellStart"/>
       <w:r>
         <w:rPr>
           <w:sz w:val="24"/>
@@ -1679,7 +1640,6 @@
         </w:rPr>
         <w:t>addProduct</w:t>
       </w:r>
-      <w:proofErr w:type="spellEnd"/>
       <w:r>
         <w:rPr>
           <w:sz w:val="24"/>
@@ -1715,7 +1675,6 @@
         </w:rPr>
         <w:t xml:space="preserve">Название: </w:t>
       </w:r>
-      <w:proofErr w:type="spellStart"/>
       <w:r>
         <w:rPr>
           <w:sz w:val="24"/>
@@ -1724,7 +1683,6 @@
         </w:rPr>
         <w:t>addProductPage</w:t>
       </w:r>
-      <w:proofErr w:type="spellEnd"/>
     </w:p>
     <w:p>
       <w:pPr>
@@ -1835,7 +1793,6 @@
         </w:rPr>
         <w:t xml:space="preserve">Название: </w:t>
       </w:r>
-      <w:proofErr w:type="spellStart"/>
       <w:r>
         <w:rPr>
           <w:sz w:val="24"/>
@@ -1844,7 +1801,6 @@
         </w:rPr>
         <w:t>addedProduct</w:t>
       </w:r>
-      <w:proofErr w:type="spellEnd"/>
     </w:p>
     <w:p>
       <w:pPr>
@@ -2079,7 +2035,6 @@
         </w:rPr>
         <w:t>@</w:t>
       </w:r>
-      <w:proofErr w:type="spellStart"/>
       <w:r>
         <w:rPr>
           <w:sz w:val="24"/>
@@ -2088,7 +2043,6 @@
         </w:rPr>
         <w:t>GetMapping</w:t>
       </w:r>
-      <w:proofErr w:type="spellEnd"/>
       <w:r>
         <w:rPr>
           <w:sz w:val="24"/>
@@ -2096,23 +2050,13 @@
         </w:rPr>
         <w:t>(“</w:t>
       </w:r>
-      <w:proofErr w:type="spellStart"/>
-      <w:r>
-        <w:rPr>
-          <w:sz w:val="24"/>
-          <w:szCs w:val="24"/>
-          <w:lang w:val="en-US"/>
-        </w:rPr>
-        <w:t>newOrder</w:t>
-      </w:r>
-      <w:proofErr w:type="spellEnd"/>
-      <w:r>
-        <w:rPr>
-          <w:sz w:val="24"/>
-          <w:szCs w:val="24"/>
-          <w:lang w:val="en-US"/>
-        </w:rPr>
-        <w:t>”)</w:t>
+      <w:r>
+        <w:rPr>
+          <w:sz w:val="24"/>
+          <w:szCs w:val="24"/>
+          <w:lang w:val="en-US"/>
+        </w:rPr>
+        <w:t>newOrder”)</w:t>
       </w:r>
     </w:p>
     <w:p>
@@ -2134,7 +2078,6 @@
         </w:rPr>
         <w:t xml:space="preserve">Название: </w:t>
       </w:r>
-      <w:proofErr w:type="spellStart"/>
       <w:r>
         <w:rPr>
           <w:sz w:val="24"/>
@@ -2143,7 +2086,6 @@
         </w:rPr>
         <w:t>newOrderPage</w:t>
       </w:r>
-      <w:proofErr w:type="spellEnd"/>
     </w:p>
     <w:p>
       <w:pPr>
@@ -2272,25 +2214,7 @@
           <w:szCs w:val="24"/>
           <w:highlight w:val="yellow"/>
         </w:rPr>
-        <w:t>BI-</w:t>
-      </w:r>
-      <w:proofErr w:type="spellStart"/>
-      <w:r>
-        <w:rPr>
-          <w:sz w:val="24"/>
-          <w:szCs w:val="24"/>
-          <w:highlight w:val="yellow"/>
-        </w:rPr>
-        <w:t>дашборд</w:t>
-      </w:r>
-      <w:proofErr w:type="spellEnd"/>
-      <w:r>
-        <w:rPr>
-          <w:sz w:val="24"/>
-          <w:szCs w:val="24"/>
-          <w:highlight w:val="yellow"/>
-        </w:rPr>
-        <w:t xml:space="preserve"> по продажам и точкам.</w:t>
+        <w:t>BI-дашборд по продажам и точкам.</w:t>
       </w:r>
     </w:p>
     <w:p>
@@ -2319,6 +2243,241 @@
       <w:pPr>
         <w:pStyle w:val="a3"/>
         <w:numPr>
+          <w:ilvl w:val="1"/>
+          <w:numId w:val="8"/>
+        </w:numPr>
+        <w:rPr>
+          <w:sz w:val="24"/>
+          <w:szCs w:val="24"/>
+        </w:rPr>
+      </w:pPr>
+      <w:r>
+        <w:rPr>
+          <w:sz w:val="24"/>
+          <w:szCs w:val="24"/>
+        </w:rPr>
+        <w:t>Ввести карту клиента (</w:t>
+      </w:r>
+      <w:r>
+        <w:rPr>
+          <w:sz w:val="24"/>
+          <w:szCs w:val="24"/>
+          <w:lang w:val="en-US"/>
+        </w:rPr>
+        <w:t>VIP</w:t>
+      </w:r>
+      <w:r>
+        <w:rPr>
+          <w:sz w:val="24"/>
+          <w:szCs w:val="24"/>
+        </w:rPr>
+        <w:t>), с помощью которой можно будет получать скидки на большинство блюд и дополнительные скидки для всего заказа</w:t>
+      </w:r>
+      <w:r>
+        <w:rPr>
+          <w:sz w:val="24"/>
+          <w:szCs w:val="24"/>
+        </w:rPr>
+        <w:t>.</w:t>
+      </w:r>
+    </w:p>
+    <w:p>
+      <w:pPr>
+        <w:pStyle w:val="a3"/>
+        <w:numPr>
+          <w:ilvl w:val="1"/>
+          <w:numId w:val="8"/>
+        </w:numPr>
+        <w:rPr>
+          <w:sz w:val="24"/>
+          <w:szCs w:val="24"/>
+        </w:rPr>
+      </w:pPr>
+      <w:r>
+        <w:rPr>
+          <w:sz w:val="24"/>
+          <w:szCs w:val="24"/>
+        </w:rPr>
+        <w:t>Карта покупная (на год, месяц)</w:t>
+      </w:r>
+    </w:p>
+    <w:p>
+      <w:pPr>
+        <w:pStyle w:val="a3"/>
+        <w:numPr>
+          <w:ilvl w:val="1"/>
+          <w:numId w:val="8"/>
+        </w:numPr>
+        <w:rPr>
+          <w:sz w:val="24"/>
+          <w:szCs w:val="24"/>
+        </w:rPr>
+      </w:pPr>
+      <w:r>
+        <w:rPr>
+          <w:sz w:val="24"/>
+          <w:szCs w:val="24"/>
+        </w:rPr>
+        <w:t>Статистика для сравнения клиентов с картой лояльности и обычных покупателей</w:t>
+      </w:r>
+    </w:p>
+    <w:p>
+      <w:pPr>
+        <w:pStyle w:val="a3"/>
+        <w:numPr>
+          <w:ilvl w:val="1"/>
+          <w:numId w:val="8"/>
+        </w:numPr>
+        <w:rPr>
+          <w:sz w:val="24"/>
+          <w:szCs w:val="24"/>
+        </w:rPr>
+      </w:pPr>
+      <w:r>
+        <w:rPr>
+          <w:sz w:val="24"/>
+          <w:szCs w:val="24"/>
+        </w:rPr>
+        <w:t>Статистика количества людей, которые приобрели карту клиента за меся</w:t>
+      </w:r>
+      <w:r>
+        <w:rPr>
+          <w:sz w:val="24"/>
+          <w:szCs w:val="24"/>
+        </w:rPr>
+        <w:t>ц</w:t>
+      </w:r>
+      <w:r>
+        <w:rPr>
+          <w:sz w:val="24"/>
+          <w:szCs w:val="24"/>
+        </w:rPr>
+        <w:t>/</w:t>
+      </w:r>
+      <w:r>
+        <w:rPr>
+          <w:sz w:val="24"/>
+          <w:szCs w:val="24"/>
+        </w:rPr>
+        <w:t>год</w:t>
+      </w:r>
+    </w:p>
+    <w:p>
+      <w:pPr>
+        <w:pStyle w:val="a3"/>
+        <w:numPr>
+          <w:ilvl w:val="1"/>
+          <w:numId w:val="8"/>
+        </w:numPr>
+        <w:rPr>
+          <w:sz w:val="24"/>
+          <w:szCs w:val="24"/>
+        </w:rPr>
+      </w:pPr>
+      <w:r>
+        <w:rPr>
+          <w:sz w:val="24"/>
+          <w:szCs w:val="24"/>
+        </w:rPr>
+        <w:t xml:space="preserve">Создать поле в классе </w:t>
+      </w:r>
+      <w:r>
+        <w:rPr>
+          <w:sz w:val="24"/>
+          <w:szCs w:val="24"/>
+          <w:lang w:val="en-US"/>
+        </w:rPr>
+        <w:t>Customer</w:t>
+      </w:r>
+      <w:r>
+        <w:rPr>
+          <w:sz w:val="24"/>
+          <w:szCs w:val="24"/>
+        </w:rPr>
+        <w:t xml:space="preserve"> с сегментацией клиента.</w:t>
+      </w:r>
+    </w:p>
+    <w:p>
+      <w:pPr>
+        <w:pStyle w:val="a3"/>
+        <w:numPr>
+          <w:ilvl w:val="1"/>
+          <w:numId w:val="8"/>
+        </w:numPr>
+        <w:rPr>
+          <w:sz w:val="24"/>
+          <w:szCs w:val="24"/>
+        </w:rPr>
+      </w:pPr>
+      <w:r>
+        <w:rPr>
+          <w:sz w:val="24"/>
+          <w:szCs w:val="24"/>
+        </w:rPr>
+        <w:t xml:space="preserve">Создать таблицу с </w:t>
+      </w:r>
+      <w:r>
+        <w:rPr>
+          <w:sz w:val="24"/>
+          <w:szCs w:val="24"/>
+          <w:lang w:val="en-US"/>
+        </w:rPr>
+        <w:t>VIP</w:t>
+      </w:r>
+      <w:r>
+        <w:rPr>
+          <w:sz w:val="24"/>
+          <w:szCs w:val="24"/>
+        </w:rPr>
+        <w:t>-клиентами</w:t>
+      </w:r>
+    </w:p>
+    <w:p>
+      <w:pPr>
+        <w:pStyle w:val="a3"/>
+        <w:numPr>
+          <w:ilvl w:val="1"/>
+          <w:numId w:val="8"/>
+        </w:numPr>
+        <w:rPr>
+          <w:sz w:val="24"/>
+          <w:szCs w:val="24"/>
+        </w:rPr>
+      </w:pPr>
+      <w:r>
+        <w:rPr>
+          <w:sz w:val="24"/>
+          <w:szCs w:val="24"/>
+        </w:rPr>
+        <w:t xml:space="preserve">Сравнивать кол-во </w:t>
+      </w:r>
+      <w:r>
+        <w:rPr>
+          <w:sz w:val="24"/>
+          <w:szCs w:val="24"/>
+          <w:lang w:val="en-US"/>
+        </w:rPr>
+        <w:t>VIP</w:t>
+      </w:r>
+      <w:r>
+        <w:rPr>
+          <w:sz w:val="24"/>
+          <w:szCs w:val="24"/>
+        </w:rPr>
+        <w:t>-</w:t>
+      </w:r>
+      <w:r>
+        <w:rPr>
+          <w:sz w:val="24"/>
+          <w:szCs w:val="24"/>
+        </w:rPr>
+        <w:t>клиентов с обычными покупателями</w:t>
+      </w:r>
+    </w:p>
+    <w:p>
+      <w:pPr>
+        <w:pStyle w:val="a3"/>
+        <w:numPr>
           <w:ilvl w:val="0"/>
           <w:numId w:val="8"/>
         </w:numPr>
@@ -2341,6 +2500,33 @@
       <w:pPr>
         <w:pStyle w:val="a3"/>
         <w:numPr>
+          <w:ilvl w:val="1"/>
+          <w:numId w:val="8"/>
+        </w:numPr>
+        <w:rPr>
+          <w:sz w:val="24"/>
+          <w:szCs w:val="24"/>
+        </w:rPr>
+      </w:pPr>
+      <w:r>
+        <w:rPr>
+          <w:sz w:val="24"/>
+          <w:szCs w:val="24"/>
+        </w:rPr>
+        <w:t>Создать страницу с таблицей сотрудников и их средн</w:t>
+      </w:r>
+      <w:r>
+        <w:rPr>
+          <w:sz w:val="24"/>
+          <w:szCs w:val="24"/>
+        </w:rPr>
+        <w:t>им чеком, кол-вом выполненных заказов и активностью.</w:t>
+      </w:r>
+    </w:p>
+    <w:p>
+      <w:pPr>
+        <w:pStyle w:val="a3"/>
+        <w:numPr>
           <w:ilvl w:val="0"/>
           <w:numId w:val="8"/>
         </w:numPr>
@@ -2363,6 +2549,66 @@
       <w:pPr>
         <w:pStyle w:val="a3"/>
         <w:numPr>
+          <w:ilvl w:val="1"/>
+          <w:numId w:val="8"/>
+        </w:numPr>
+        <w:rPr>
+          <w:sz w:val="24"/>
+          <w:szCs w:val="24"/>
+        </w:rPr>
+      </w:pPr>
+      <w:r>
+        <w:rPr>
+          <w:sz w:val="24"/>
+          <w:szCs w:val="24"/>
+        </w:rPr>
+        <w:t>Создать новое поле продукта - количество продаж</w:t>
+      </w:r>
+    </w:p>
+    <w:p>
+      <w:pPr>
+        <w:pStyle w:val="a3"/>
+        <w:numPr>
+          <w:ilvl w:val="1"/>
+          <w:numId w:val="8"/>
+        </w:numPr>
+        <w:rPr>
+          <w:sz w:val="24"/>
+          <w:szCs w:val="24"/>
+        </w:rPr>
+      </w:pPr>
+      <w:r>
+        <w:rPr>
+          <w:sz w:val="24"/>
+          <w:szCs w:val="24"/>
+        </w:rPr>
+        <w:t>Ввести дополнительную опцию – оценить продукт от 1 до 5 при покупке</w:t>
+      </w:r>
+    </w:p>
+    <w:p>
+      <w:pPr>
+        <w:pStyle w:val="a3"/>
+        <w:numPr>
+          <w:ilvl w:val="1"/>
+          <w:numId w:val="8"/>
+        </w:numPr>
+        <w:rPr>
+          <w:sz w:val="24"/>
+          <w:szCs w:val="24"/>
+        </w:rPr>
+      </w:pPr>
+      <w:r>
+        <w:rPr>
+          <w:sz w:val="24"/>
+          <w:szCs w:val="24"/>
+        </w:rPr>
+        <w:t>Создать отсортированный список продуктов по убыванию их рейтинга и создать отдельную страницу с бестселлерами</w:t>
+      </w:r>
+    </w:p>
+    <w:p>
+      <w:pPr>
+        <w:pStyle w:val="a3"/>
+        <w:numPr>
           <w:ilvl w:val="0"/>
           <w:numId w:val="8"/>
         </w:numPr>
@@ -2407,6 +2653,81 @@
       <w:pPr>
         <w:pStyle w:val="a3"/>
         <w:numPr>
+          <w:ilvl w:val="1"/>
+          <w:numId w:val="8"/>
+        </w:numPr>
+        <w:rPr>
+          <w:sz w:val="24"/>
+          <w:szCs w:val="24"/>
+        </w:rPr>
+      </w:pPr>
+      <w:r>
+        <w:rPr>
+          <w:sz w:val="24"/>
+          <w:szCs w:val="24"/>
+        </w:rPr>
+        <w:t>Поставить метку «бестселлер» у</w:t>
+      </w:r>
+      <w:r>
+        <w:rPr>
+          <w:sz w:val="24"/>
+          <w:szCs w:val="24"/>
+        </w:rPr>
+        <w:t xml:space="preserve"> самы</w:t>
+      </w:r>
+      <w:r>
+        <w:rPr>
+          <w:sz w:val="24"/>
+          <w:szCs w:val="24"/>
+        </w:rPr>
+        <w:t>х</w:t>
+      </w:r>
+      <w:r>
+        <w:rPr>
+          <w:sz w:val="24"/>
+          <w:szCs w:val="24"/>
+        </w:rPr>
+        <w:t xml:space="preserve"> лучши</w:t>
+      </w:r>
+      <w:r>
+        <w:rPr>
+          <w:sz w:val="24"/>
+          <w:szCs w:val="24"/>
+        </w:rPr>
+        <w:t>х</w:t>
+      </w:r>
+      <w:r>
+        <w:rPr>
+          <w:sz w:val="24"/>
+          <w:szCs w:val="24"/>
+        </w:rPr>
+        <w:t>, по мнению покупателей, блюд</w:t>
+      </w:r>
+    </w:p>
+    <w:p>
+      <w:pPr>
+        <w:pStyle w:val="a3"/>
+        <w:numPr>
+          <w:ilvl w:val="1"/>
+          <w:numId w:val="8"/>
+        </w:numPr>
+        <w:rPr>
+          <w:sz w:val="24"/>
+          <w:szCs w:val="24"/>
+        </w:rPr>
+      </w:pPr>
+      <w:r>
+        <w:rPr>
+          <w:sz w:val="24"/>
+          <w:szCs w:val="24"/>
+        </w:rPr>
+        <w:t>Для самых редко покупаемых блюд делать скидки и метки в меню со скидками</w:t>
+      </w:r>
+    </w:p>
+    <w:p>
+      <w:pPr>
+        <w:pStyle w:val="a3"/>
+        <w:numPr>
           <w:ilvl w:val="0"/>
           <w:numId w:val="8"/>
         </w:numPr>
@@ -2470,6 +2791,26 @@
       <w:pPr>
         <w:pStyle w:val="a3"/>
         <w:numPr>
+          <w:ilvl w:val="1"/>
+          <w:numId w:val="9"/>
+        </w:numPr>
+        <w:rPr>
+          <w:sz w:val="24"/>
+          <w:szCs w:val="24"/>
+        </w:rPr>
+      </w:pPr>
+      <w:r>
+        <w:rPr>
+          <w:sz w:val="24"/>
+          <w:szCs w:val="24"/>
+        </w:rPr>
+        <w:t>Считать среднюю сумму всех выполненных работником заказов</w:t>
+      </w:r>
+    </w:p>
+    <w:p>
+      <w:pPr>
+        <w:pStyle w:val="a3"/>
+        <w:numPr>
           <w:ilvl w:val="0"/>
           <w:numId w:val="9"/>
         </w:numPr>
@@ -2485,7 +2826,50 @@
           <w:szCs w:val="24"/>
           <w:highlight w:val="green"/>
         </w:rPr>
-        <w:t>Самые маржинальные блюда.</w:t>
+        <w:t>Самые маржинальные блюда</w:t>
+      </w:r>
+      <w:r>
+        <w:rPr>
+          <w:sz w:val="24"/>
+          <w:szCs w:val="24"/>
+          <w:highlight w:val="green"/>
+        </w:rPr>
+        <w:t xml:space="preserve"> (самые выгодные)</w:t>
+      </w:r>
+      <w:r>
+        <w:rPr>
+          <w:sz w:val="24"/>
+          <w:szCs w:val="24"/>
+          <w:highlight w:val="green"/>
+        </w:rPr>
+        <w:t>.</w:t>
+      </w:r>
+    </w:p>
+    <w:p>
+      <w:pPr>
+        <w:pStyle w:val="a3"/>
+        <w:numPr>
+          <w:ilvl w:val="1"/>
+          <w:numId w:val="9"/>
+        </w:numPr>
+        <w:rPr>
+          <w:sz w:val="24"/>
+          <w:szCs w:val="24"/>
+        </w:rPr>
+      </w:pPr>
+      <w:r>
+        <w:rPr>
+          <w:sz w:val="24"/>
+          <w:szCs w:val="24"/>
+        </w:rPr>
+        <w:t>Список блюд</w:t>
+      </w:r>
+      <w:r>
+        <w:rPr>
+          <w:sz w:val="24"/>
+          <w:szCs w:val="24"/>
+        </w:rPr>
+        <w:t>, разница цены и себестоимости которых будет наибольшей</w:t>
       </w:r>
     </w:p>
     <w:p>
@@ -2514,6 +2898,26 @@
       <w:pPr>
         <w:pStyle w:val="a3"/>
         <w:numPr>
+          <w:ilvl w:val="1"/>
+          <w:numId w:val="9"/>
+        </w:numPr>
+        <w:rPr>
+          <w:sz w:val="24"/>
+          <w:szCs w:val="24"/>
+        </w:rPr>
+      </w:pPr>
+      <w:r>
+        <w:rPr>
+          <w:sz w:val="24"/>
+          <w:szCs w:val="24"/>
+        </w:rPr>
+        <w:t>При покупке создавать словарь из продукта и количества купленных его пользователем. При 10 покупке продукта можно получить скидку.</w:t>
+      </w:r>
+    </w:p>
+    <w:p>
+      <w:pPr>
+        <w:pStyle w:val="a3"/>
+        <w:numPr>
           <w:ilvl w:val="0"/>
           <w:numId w:val="9"/>
         </w:numPr>
@@ -2529,25 +2933,7 @@
           <w:szCs w:val="24"/>
           <w:highlight w:val="yellow"/>
         </w:rPr>
-        <w:t xml:space="preserve">Время приготовления </w:t>
-      </w:r>
-      <w:proofErr w:type="spellStart"/>
-      <w:r>
-        <w:rPr>
-          <w:sz w:val="24"/>
-          <w:szCs w:val="24"/>
-          <w:highlight w:val="yellow"/>
-        </w:rPr>
-        <w:t>vs</w:t>
-      </w:r>
-      <w:proofErr w:type="spellEnd"/>
-      <w:r>
-        <w:rPr>
-          <w:sz w:val="24"/>
-          <w:szCs w:val="24"/>
-          <w:highlight w:val="yellow"/>
-        </w:rPr>
-        <w:t xml:space="preserve"> выручка.</w:t>
+        <w:t>Время приготовления vs выручка.</w:t>
       </w:r>
     </w:p>
     <w:p>
@@ -2569,6 +2955,7 @@
           <w:szCs w:val="24"/>
           <w:highlight w:val="yellow"/>
         </w:rPr>
+        <w:lastRenderedPageBreak/>
         <w:t>Загруженность смен.</w:t>
       </w:r>
     </w:p>
@@ -2643,15 +3030,14 @@
         <w:rPr>
           <w:sz w:val="24"/>
           <w:szCs w:val="24"/>
+        </w:rPr>
+      </w:pPr>
+      <w:r>
+        <w:rPr>
+          <w:sz w:val="24"/>
+          <w:szCs w:val="24"/>
           <w:highlight w:val="yellow"/>
         </w:rPr>
-      </w:pPr>
-      <w:r>
-        <w:rPr>
-          <w:sz w:val="24"/>
-          <w:szCs w:val="24"/>
-          <w:highlight w:val="yellow"/>
-        </w:rPr>
         <w:t>…</w:t>
       </w:r>
       <w:r>
@@ -2660,6 +3046,553 @@
           <w:szCs w:val="24"/>
         </w:rPr>
         <w:t xml:space="preserve"> - требует дополнительной доработки</w:t>
+      </w:r>
+    </w:p>
+    <w:p>
+      <w:pPr>
+        <w:rPr>
+          <w:sz w:val="24"/>
+          <w:szCs w:val="24"/>
+        </w:rPr>
+      </w:pPr>
+    </w:p>
+    <w:p>
+      <w:pPr>
+        <w:pStyle w:val="a3"/>
+        <w:numPr>
+          <w:ilvl w:val="0"/>
+          <w:numId w:val="29"/>
+        </w:numPr>
+        <w:rPr>
+          <w:b/>
+          <w:bCs/>
+          <w:sz w:val="24"/>
+          <w:szCs w:val="24"/>
+        </w:rPr>
+      </w:pPr>
+      <w:r>
+        <w:rPr>
+          <w:b/>
+          <w:bCs/>
+          <w:sz w:val="24"/>
+          <w:szCs w:val="24"/>
+        </w:rPr>
+        <w:t>Самый покупаемый продукт</w:t>
+      </w:r>
+    </w:p>
+    <w:p>
+      <w:pPr>
+        <w:pStyle w:val="a3"/>
+        <w:numPr>
+          <w:ilvl w:val="1"/>
+          <w:numId w:val="29"/>
+        </w:numPr>
+        <w:rPr>
+          <w:sz w:val="24"/>
+          <w:szCs w:val="24"/>
+        </w:rPr>
+      </w:pPr>
+      <w:r>
+        <w:rPr>
+          <w:sz w:val="24"/>
+          <w:szCs w:val="24"/>
+        </w:rPr>
+        <w:t>Создать новое поле продукта - количество продаж</w:t>
+      </w:r>
+    </w:p>
+    <w:p>
+      <w:pPr>
+        <w:pStyle w:val="a3"/>
+        <w:numPr>
+          <w:ilvl w:val="1"/>
+          <w:numId w:val="29"/>
+        </w:numPr>
+        <w:rPr>
+          <w:sz w:val="24"/>
+          <w:szCs w:val="24"/>
+        </w:rPr>
+      </w:pPr>
+      <w:r>
+        <w:rPr>
+          <w:sz w:val="24"/>
+          <w:szCs w:val="24"/>
+        </w:rPr>
+        <w:t xml:space="preserve">Создать отсортированный список продуктов по убыванию их </w:t>
+      </w:r>
+      <w:r>
+        <w:rPr>
+          <w:sz w:val="24"/>
+          <w:szCs w:val="24"/>
+        </w:rPr>
+        <w:t>продаж</w:t>
+      </w:r>
+      <w:r>
+        <w:rPr>
+          <w:sz w:val="24"/>
+          <w:szCs w:val="24"/>
+        </w:rPr>
+        <w:t xml:space="preserve"> и создать отдельную страницу с бестселлерами</w:t>
+      </w:r>
+    </w:p>
+    <w:p>
+      <w:pPr>
+        <w:pStyle w:val="a3"/>
+        <w:numPr>
+          <w:ilvl w:val="0"/>
+          <w:numId w:val="29"/>
+        </w:numPr>
+        <w:rPr>
+          <w:b/>
+          <w:bCs/>
+          <w:sz w:val="24"/>
+          <w:szCs w:val="24"/>
+        </w:rPr>
+      </w:pPr>
+      <w:r>
+        <w:rPr>
+          <w:b/>
+          <w:bCs/>
+          <w:sz w:val="24"/>
+          <w:szCs w:val="24"/>
+        </w:rPr>
+        <w:t>Постоянный клиент</w:t>
+      </w:r>
+    </w:p>
+    <w:p>
+      <w:pPr>
+        <w:pStyle w:val="a3"/>
+        <w:numPr>
+          <w:ilvl w:val="1"/>
+          <w:numId w:val="29"/>
+        </w:numPr>
+        <w:rPr>
+          <w:sz w:val="24"/>
+          <w:szCs w:val="24"/>
+        </w:rPr>
+      </w:pPr>
+      <w:r>
+        <w:rPr>
+          <w:sz w:val="24"/>
+          <w:szCs w:val="24"/>
+        </w:rPr>
+        <w:t>Считать кол-во заказов каждого клиента и записать в список каждого покупателя. Список отсортировать и создать страницу с таблицей, где будет отсортированный по количеству заказов список самых постоянных клиентов</w:t>
+      </w:r>
+    </w:p>
+    <w:p>
+      <w:pPr>
+        <w:pStyle w:val="a3"/>
+        <w:numPr>
+          <w:ilvl w:val="1"/>
+          <w:numId w:val="29"/>
+        </w:numPr>
+        <w:rPr>
+          <w:sz w:val="24"/>
+          <w:szCs w:val="24"/>
+        </w:rPr>
+      </w:pPr>
+      <w:r>
+        <w:rPr>
+          <w:sz w:val="24"/>
+          <w:szCs w:val="24"/>
+        </w:rPr>
+        <w:t>Количество заказов считать так же, как у работника</w:t>
+      </w:r>
+    </w:p>
+    <w:p>
+      <w:pPr>
+        <w:pStyle w:val="a3"/>
+        <w:numPr>
+          <w:ilvl w:val="0"/>
+          <w:numId w:val="29"/>
+        </w:numPr>
+        <w:rPr>
+          <w:b/>
+          <w:bCs/>
+          <w:sz w:val="24"/>
+          <w:szCs w:val="24"/>
+        </w:rPr>
+      </w:pPr>
+      <w:r>
+        <w:rPr>
+          <w:b/>
+          <w:bCs/>
+          <w:sz w:val="24"/>
+          <w:szCs w:val="24"/>
+        </w:rPr>
+        <w:t>Самый непокупаемый продукт</w:t>
+      </w:r>
+    </w:p>
+    <w:p>
+      <w:pPr>
+        <w:pStyle w:val="a3"/>
+        <w:numPr>
+          <w:ilvl w:val="1"/>
+          <w:numId w:val="29"/>
+        </w:numPr>
+        <w:rPr>
+          <w:sz w:val="24"/>
+          <w:szCs w:val="24"/>
+        </w:rPr>
+      </w:pPr>
+      <w:r>
+        <w:rPr>
+          <w:sz w:val="24"/>
+          <w:szCs w:val="24"/>
+        </w:rPr>
+        <w:t>Список из пункта 1</w:t>
+      </w:r>
+      <w:r>
+        <w:rPr>
+          <w:sz w:val="24"/>
+          <w:szCs w:val="24"/>
+        </w:rPr>
+        <w:t xml:space="preserve"> отсортировать по возрастанию</w:t>
+      </w:r>
+    </w:p>
+    <w:p>
+      <w:pPr>
+        <w:pStyle w:val="a3"/>
+        <w:numPr>
+          <w:ilvl w:val="1"/>
+          <w:numId w:val="29"/>
+        </w:numPr>
+        <w:rPr>
+          <w:sz w:val="24"/>
+          <w:szCs w:val="24"/>
+        </w:rPr>
+      </w:pPr>
+      <w:r>
+        <w:rPr>
+          <w:sz w:val="24"/>
+          <w:szCs w:val="24"/>
+        </w:rPr>
+        <w:t>Сделать скидку на такие продукты</w:t>
+      </w:r>
+    </w:p>
+    <w:p>
+      <w:pPr>
+        <w:pStyle w:val="a3"/>
+        <w:numPr>
+          <w:ilvl w:val="0"/>
+          <w:numId w:val="29"/>
+        </w:numPr>
+        <w:rPr>
+          <w:b/>
+          <w:bCs/>
+          <w:sz w:val="24"/>
+          <w:szCs w:val="24"/>
+        </w:rPr>
+      </w:pPr>
+      <w:r>
+        <w:rPr>
+          <w:b/>
+          <w:bCs/>
+          <w:sz w:val="24"/>
+          <w:szCs w:val="24"/>
+        </w:rPr>
+        <w:t>Клиенты не покупающие</w:t>
+      </w:r>
+    </w:p>
+    <w:p>
+      <w:pPr>
+        <w:pStyle w:val="a3"/>
+        <w:numPr>
+          <w:ilvl w:val="1"/>
+          <w:numId w:val="29"/>
+        </w:numPr>
+        <w:rPr>
+          <w:sz w:val="24"/>
+          <w:szCs w:val="24"/>
+        </w:rPr>
+      </w:pPr>
+      <w:r>
+        <w:rPr>
+          <w:sz w:val="24"/>
+          <w:szCs w:val="24"/>
+        </w:rPr>
+        <w:t>Список из пункта 2 отсортировать по возрастанию</w:t>
+      </w:r>
+    </w:p>
+    <w:p>
+      <w:pPr>
+        <w:pStyle w:val="a3"/>
+        <w:numPr>
+          <w:ilvl w:val="1"/>
+          <w:numId w:val="29"/>
+        </w:numPr>
+        <w:rPr>
+          <w:sz w:val="24"/>
+          <w:szCs w:val="24"/>
+        </w:rPr>
+      </w:pPr>
+      <w:r>
+        <w:rPr>
+          <w:sz w:val="24"/>
+          <w:szCs w:val="24"/>
+        </w:rPr>
+        <w:t>Дать скидку на следующий заказ</w:t>
+      </w:r>
+    </w:p>
+    <w:p>
+      <w:pPr>
+        <w:pStyle w:val="a3"/>
+        <w:numPr>
+          <w:ilvl w:val="0"/>
+          <w:numId w:val="29"/>
+        </w:numPr>
+        <w:rPr>
+          <w:b/>
+          <w:bCs/>
+          <w:sz w:val="24"/>
+          <w:szCs w:val="24"/>
+        </w:rPr>
+      </w:pPr>
+      <w:r>
+        <w:rPr>
+          <w:b/>
+          <w:bCs/>
+          <w:sz w:val="24"/>
+          <w:szCs w:val="24"/>
+        </w:rPr>
+        <w:t>Пиццерия с самым большим коллективом</w:t>
+      </w:r>
+    </w:p>
+    <w:p>
+      <w:pPr>
+        <w:pStyle w:val="a3"/>
+        <w:numPr>
+          <w:ilvl w:val="1"/>
+          <w:numId w:val="29"/>
+        </w:numPr>
+        <w:rPr>
+          <w:sz w:val="24"/>
+          <w:szCs w:val="24"/>
+        </w:rPr>
+      </w:pPr>
+      <w:r>
+        <w:rPr>
+          <w:sz w:val="24"/>
+          <w:szCs w:val="24"/>
+        </w:rPr>
+        <w:t>Создать метод для поиска работников по пиццерии, в которой они работают, добавить работников в список и выводить пиццерию, в которой работников будет больше всего</w:t>
+      </w:r>
+    </w:p>
+    <w:p>
+      <w:pPr>
+        <w:pStyle w:val="a3"/>
+        <w:numPr>
+          <w:ilvl w:val="0"/>
+          <w:numId w:val="29"/>
+        </w:numPr>
+        <w:rPr>
+          <w:b/>
+          <w:bCs/>
+          <w:sz w:val="24"/>
+          <w:szCs w:val="24"/>
+        </w:rPr>
+      </w:pPr>
+      <w:r>
+        <w:rPr>
+          <w:b/>
+          <w:bCs/>
+          <w:sz w:val="24"/>
+          <w:szCs w:val="24"/>
+        </w:rPr>
+        <w:t>Пиццерия с самым маленьким коллективом</w:t>
+      </w:r>
+    </w:p>
+    <w:p>
+      <w:pPr>
+        <w:pStyle w:val="a3"/>
+        <w:numPr>
+          <w:ilvl w:val="1"/>
+          <w:numId w:val="29"/>
+        </w:numPr>
+        <w:rPr>
+          <w:sz w:val="24"/>
+          <w:szCs w:val="24"/>
+        </w:rPr>
+      </w:pPr>
+      <w:r>
+        <w:rPr>
+          <w:sz w:val="24"/>
+          <w:szCs w:val="24"/>
+        </w:rPr>
+        <w:t xml:space="preserve">В методе из пункта 5 </w:t>
+      </w:r>
+      <w:r>
+        <w:rPr>
+          <w:sz w:val="24"/>
+          <w:szCs w:val="24"/>
+        </w:rPr>
+        <w:t xml:space="preserve">выводить пиццерию, в которой работников будет </w:t>
+      </w:r>
+      <w:r>
+        <w:rPr>
+          <w:sz w:val="24"/>
+          <w:szCs w:val="24"/>
+        </w:rPr>
+        <w:t>меньше</w:t>
+      </w:r>
+      <w:r>
+        <w:rPr>
+          <w:sz w:val="24"/>
+          <w:szCs w:val="24"/>
+        </w:rPr>
+        <w:t xml:space="preserve"> всего</w:t>
+      </w:r>
+    </w:p>
+    <w:p>
+      <w:pPr>
+        <w:pStyle w:val="a3"/>
+        <w:numPr>
+          <w:ilvl w:val="0"/>
+          <w:numId w:val="29"/>
+        </w:numPr>
+        <w:rPr>
+          <w:b/>
+          <w:bCs/>
+          <w:sz w:val="24"/>
+          <w:szCs w:val="24"/>
+        </w:rPr>
+      </w:pPr>
+      <w:r>
+        <w:rPr>
+          <w:b/>
+          <w:bCs/>
+          <w:sz w:val="24"/>
+          <w:szCs w:val="24"/>
+        </w:rPr>
+        <w:t>Данные сколько устроилось за год (по месяцам)</w:t>
+      </w:r>
+    </w:p>
+    <w:p>
+      <w:pPr>
+        <w:pStyle w:val="a3"/>
+        <w:numPr>
+          <w:ilvl w:val="1"/>
+          <w:numId w:val="29"/>
+        </w:numPr>
+        <w:rPr>
+          <w:sz w:val="24"/>
+          <w:szCs w:val="24"/>
+        </w:rPr>
+      </w:pPr>
+      <w:r>
+        <w:rPr>
+          <w:sz w:val="24"/>
+          <w:szCs w:val="24"/>
+        </w:rPr>
+        <w:t>Создать словарь с месяцем и кол-во</w:t>
+      </w:r>
+      <w:r>
+        <w:rPr>
+          <w:sz w:val="24"/>
+          <w:szCs w:val="24"/>
+        </w:rPr>
+        <w:t>м</w:t>
+      </w:r>
+      <w:r>
+        <w:rPr>
+          <w:sz w:val="24"/>
+          <w:szCs w:val="24"/>
+        </w:rPr>
+        <w:t xml:space="preserve"> устроенных работников за этот период времени</w:t>
+      </w:r>
+    </w:p>
+    <w:p>
+      <w:pPr>
+        <w:pStyle w:val="a3"/>
+        <w:numPr>
+          <w:ilvl w:val="0"/>
+          <w:numId w:val="29"/>
+        </w:numPr>
+        <w:rPr>
+          <w:b/>
+          <w:bCs/>
+          <w:sz w:val="24"/>
+          <w:szCs w:val="24"/>
+        </w:rPr>
+      </w:pPr>
+      <w:r>
+        <w:rPr>
+          <w:b/>
+          <w:bCs/>
+          <w:sz w:val="24"/>
+          <w:szCs w:val="24"/>
+        </w:rPr>
+        <w:t>Самый трудолюбивый работник.</w:t>
+      </w:r>
+    </w:p>
+    <w:p>
+      <w:pPr>
+        <w:pStyle w:val="a3"/>
+        <w:numPr>
+          <w:ilvl w:val="1"/>
+          <w:numId w:val="29"/>
+        </w:numPr>
+        <w:rPr>
+          <w:sz w:val="24"/>
+          <w:szCs w:val="24"/>
+        </w:rPr>
+      </w:pPr>
+      <w:r>
+        <w:rPr>
+          <w:sz w:val="24"/>
+          <w:szCs w:val="24"/>
+        </w:rPr>
+        <w:t>Выводить работника, список выполненных заказов которого будет наибольший</w:t>
+      </w:r>
+    </w:p>
+    <w:p>
+      <w:pPr>
+        <w:pStyle w:val="a3"/>
+        <w:numPr>
+          <w:ilvl w:val="0"/>
+          <w:numId w:val="29"/>
+        </w:numPr>
+        <w:rPr>
+          <w:b/>
+          <w:bCs/>
+          <w:sz w:val="24"/>
+          <w:szCs w:val="24"/>
+        </w:rPr>
+      </w:pPr>
+      <w:r>
+        <w:rPr>
+          <w:b/>
+          <w:bCs/>
+          <w:sz w:val="24"/>
+          <w:szCs w:val="24"/>
+        </w:rPr>
+        <w:t>Самый ленивый работник</w:t>
+      </w:r>
+    </w:p>
+    <w:p>
+      <w:pPr>
+        <w:pStyle w:val="a3"/>
+        <w:numPr>
+          <w:ilvl w:val="1"/>
+          <w:numId w:val="29"/>
+        </w:numPr>
+        <w:rPr>
+          <w:sz w:val="24"/>
+          <w:szCs w:val="24"/>
+        </w:rPr>
+      </w:pPr>
+      <w:r>
+        <w:rPr>
+          <w:sz w:val="24"/>
+          <w:szCs w:val="24"/>
+        </w:rPr>
+        <w:t xml:space="preserve">Выводить работника, список выполненных заказов которого будет </w:t>
+      </w:r>
+      <w:r>
+        <w:rPr>
+          <w:sz w:val="24"/>
+          <w:szCs w:val="24"/>
+        </w:rPr>
+        <w:t>наименьший</w:t>
       </w:r>
     </w:p>
     <w:sectPr>
@@ -2675,6 +3608,92 @@
 <file path=word/numbering.xml><?xml version="1.0" encoding="utf-8"?>
 <w:numbering xmlns:wpc="http://schemas.microsoft.com/office/word/2010/wordprocessingCanvas" xmlns:cx="http://schemas.microsoft.com/office/drawing/2014/chartex" xmlns:cx1="http://schemas.microsoft.com/office/drawing/2015/9/8/chartex" xmlns:cx2="http://schemas.microsoft.com/office/drawing/2015/10/21/chartex" xmlns:cx3="http://schemas.microsoft.com/office/drawing/2016/5/9/chartex" xmlns:cx4="http://schemas.microsoft.com/office/drawing/2016/5/10/chartex" xmlns:cx5="http://schemas.microsoft.com/office/drawing/2016/5/11/chartex" xmlns:cx6="http://schemas.microsoft.com/office/drawing/2016/5/12/chartex" xmlns:cx7="http://schemas.microsoft.com/office/drawing/2016/5/13/chartex" xmlns:cx8="http://schemas.microsoft.com/office/drawing/2016/5/14/chartex" xmlns:mc="http://schemas.openxmlformats.org/markup-compatibility/2006" xmlns:aink="http://schemas.microsoft.com/office/drawing/2016/ink" xmlns:am3d="http://schemas.microsoft.com/office/drawing/2017/model3d" xmlns:o="urn:schemas-microsoft-com:office:office" xmlns:r="http://schemas.openxmlformats.org/officeDocument/2006/relationships" xmlns:m="http://schemas.openxmlformats.org/officeDocument/2006/math" xmlns:v="urn:schemas-microsoft-com:vml" xmlns:wp14="http://schemas.microsoft.com/office/word/2010/wordprocessingDrawing" xmlns:wp="http://schemas.openxmlformats.org/drawingml/2006/wordprocessingDrawing" xmlns:w10="urn:schemas-microsoft-com:office:word" xmlns:w="http://schemas.openxmlformats.org/wordprocessingml/2006/main" xmlns:w14="http://schemas.microsoft.com/office/word/2010/wordml" xmlns:w15="http://schemas.microsoft.com/office/word/2012/wordml" xmlns:w16cex="http://schemas.microsoft.com/office/word/2018/wordml/cex" xmlns:w16cid="http://schemas.microsoft.com/office/word/2016/wordml/cid" xmlns:w16="http://schemas.microsoft.com/office/word/2018/wordml" xmlns:w16sdtdh="http://schemas.microsoft.com/office/word/2020/wordml/sdtdatahash" xmlns:w16se="http://schemas.microsoft.com/office/word/2015/wordml/symex" xmlns:wpg="http://schemas.microsoft.com/office/word/2010/wordprocessingGroup" xmlns:wpi="http://schemas.microsoft.com/office/word/2010/wordprocessingInk" xmlns:wne="http://schemas.microsoft.com/office/word/2006/wordml" xmlns:wps="http://schemas.microsoft.com/office/word/2010/wordprocessingShape" mc:Ignorable="w14 w15 w16se w16cid w16 w16cex w16sdtdh wp14">
   <w:abstractNum w:abstractNumId="0" w15:restartNumberingAfterBreak="0">
+    <w:nsid w:val="02342EC7"/>
+    <w:multiLevelType w:val="hybridMultilevel"/>
+    <w:tmpl w:val="78E8D7A4"/>
+    <w:lvl w:ilvl="0" w:tplc="0419000F">
+      <w:start w:val="1"/>
+      <w:numFmt w:val="decimal"/>
+      <w:lvlText w:val="%1."/>
+      <w:lvlJc w:val="left"/>
+      <w:pPr>
+        <w:ind w:left="720" w:hanging="360"/>
+      </w:pPr>
+    </w:lvl>
+    <w:lvl w:ilvl="1" w:tplc="04190019">
+      <w:start w:val="1"/>
+      <w:numFmt w:val="lowerLetter"/>
+      <w:lvlText w:val="%2."/>
+      <w:lvlJc w:val="left"/>
+      <w:pPr>
+        <w:ind w:left="1440" w:hanging="360"/>
+      </w:pPr>
+    </w:lvl>
+    <w:lvl w:ilvl="2" w:tplc="0419001B">
+      <w:start w:val="1"/>
+      <w:numFmt w:val="lowerRoman"/>
+      <w:lvlText w:val="%3."/>
+      <w:lvlJc w:val="right"/>
+      <w:pPr>
+        <w:ind w:left="2160" w:hanging="180"/>
+      </w:pPr>
+    </w:lvl>
+    <w:lvl w:ilvl="3" w:tplc="0419000F">
+      <w:start w:val="1"/>
+      <w:numFmt w:val="decimal"/>
+      <w:lvlText w:val="%4."/>
+      <w:lvlJc w:val="left"/>
+      <w:pPr>
+        <w:ind w:left="2880" w:hanging="360"/>
+      </w:pPr>
+    </w:lvl>
+    <w:lvl w:ilvl="4" w:tplc="04190019">
+      <w:start w:val="1"/>
+      <w:numFmt w:val="lowerLetter"/>
+      <w:lvlText w:val="%5."/>
+      <w:lvlJc w:val="left"/>
+      <w:pPr>
+        <w:ind w:left="3600" w:hanging="360"/>
+      </w:pPr>
+    </w:lvl>
+    <w:lvl w:ilvl="5" w:tplc="0419001B" w:tentative="1">
+      <w:start w:val="1"/>
+      <w:numFmt w:val="lowerRoman"/>
+      <w:lvlText w:val="%6."/>
+      <w:lvlJc w:val="right"/>
+      <w:pPr>
+        <w:ind w:left="4320" w:hanging="180"/>
+      </w:pPr>
+    </w:lvl>
+    <w:lvl w:ilvl="6" w:tplc="0419000F" w:tentative="1">
+      <w:start w:val="1"/>
+      <w:numFmt w:val="decimal"/>
+      <w:lvlText w:val="%7."/>
+      <w:lvlJc w:val="left"/>
+      <w:pPr>
+        <w:ind w:left="5040" w:hanging="360"/>
+      </w:pPr>
+    </w:lvl>
+    <w:lvl w:ilvl="7" w:tplc="04190019" w:tentative="1">
+      <w:start w:val="1"/>
+      <w:numFmt w:val="lowerLetter"/>
+      <w:lvlText w:val="%8."/>
+      <w:lvlJc w:val="left"/>
+      <w:pPr>
+        <w:ind w:left="5760" w:hanging="360"/>
+      </w:pPr>
+    </w:lvl>
+    <w:lvl w:ilvl="8" w:tplc="0419001B" w:tentative="1">
+      <w:start w:val="1"/>
+      <w:numFmt w:val="lowerRoman"/>
+      <w:lvlText w:val="%9."/>
+      <w:lvlJc w:val="right"/>
+      <w:pPr>
+        <w:ind w:left="6480" w:hanging="180"/>
+      </w:pPr>
+    </w:lvl>
+  </w:abstractNum>
+  <w:abstractNum w:abstractNumId="1" w15:restartNumberingAfterBreak="0">
     <w:nsid w:val="093E32EE"/>
     <w:multiLevelType w:val="hybridMultilevel"/>
     <w:tmpl w:val="49F822CE"/>
@@ -2787,7 +3806,7 @@
       </w:rPr>
     </w:lvl>
   </w:abstractNum>
-  <w:abstractNum w:abstractNumId="1" w15:restartNumberingAfterBreak="0">
+  <w:abstractNum w:abstractNumId="2" w15:restartNumberingAfterBreak="0">
     <w:nsid w:val="0B667AB0"/>
     <w:multiLevelType w:val="hybridMultilevel"/>
     <w:tmpl w:val="19A077AC"/>
@@ -2873,7 +3892,7 @@
       </w:pPr>
     </w:lvl>
   </w:abstractNum>
-  <w:abstractNum w:abstractNumId="2" w15:restartNumberingAfterBreak="0">
+  <w:abstractNum w:abstractNumId="3" w15:restartNumberingAfterBreak="0">
     <w:nsid w:val="0F724924"/>
     <w:multiLevelType w:val="hybridMultilevel"/>
     <w:tmpl w:val="499C5C0C"/>
@@ -2959,7 +3978,120 @@
       </w:pPr>
     </w:lvl>
   </w:abstractNum>
-  <w:abstractNum w:abstractNumId="3" w15:restartNumberingAfterBreak="0">
+  <w:abstractNum w:abstractNumId="4" w15:restartNumberingAfterBreak="0">
+    <w:nsid w:val="16347CBE"/>
+    <w:multiLevelType w:val="hybridMultilevel"/>
+    <w:tmpl w:val="9BF8F84C"/>
+    <w:lvl w:ilvl="0" w:tplc="04190001">
+      <w:start w:val="1"/>
+      <w:numFmt w:val="bullet"/>
+      <w:lvlText w:val=""/>
+      <w:lvlJc w:val="left"/>
+      <w:pPr>
+        <w:ind w:left="2700" w:hanging="360"/>
+      </w:pPr>
+      <w:rPr>
+        <w:rFonts w:ascii="Symbol" w:hAnsi="Symbol" w:hint="default"/>
+      </w:rPr>
+    </w:lvl>
+    <w:lvl w:ilvl="1" w:tplc="04190003">
+      <w:start w:val="1"/>
+      <w:numFmt w:val="bullet"/>
+      <w:lvlText w:val="o"/>
+      <w:lvlJc w:val="left"/>
+      <w:pPr>
+        <w:ind w:left="3420" w:hanging="360"/>
+      </w:pPr>
+      <w:rPr>
+        <w:rFonts w:ascii="Courier New" w:hAnsi="Courier New" w:cs="Courier New" w:hint="default"/>
+      </w:rPr>
+    </w:lvl>
+    <w:lvl w:ilvl="2" w:tplc="04190005" w:tentative="1">
+      <w:start w:val="1"/>
+      <w:numFmt w:val="bullet"/>
+      <w:lvlText w:val=""/>
+      <w:lvlJc w:val="left"/>
+      <w:pPr>
+        <w:ind w:left="4140" w:hanging="360"/>
+      </w:pPr>
+      <w:rPr>
+        <w:rFonts w:ascii="Wingdings" w:hAnsi="Wingdings" w:hint="default"/>
+      </w:rPr>
+    </w:lvl>
+    <w:lvl w:ilvl="3" w:tplc="04190001" w:tentative="1">
+      <w:start w:val="1"/>
+      <w:numFmt w:val="bullet"/>
+      <w:lvlText w:val=""/>
+      <w:lvlJc w:val="left"/>
+      <w:pPr>
+        <w:ind w:left="4860" w:hanging="360"/>
+      </w:pPr>
+      <w:rPr>
+        <w:rFonts w:ascii="Symbol" w:hAnsi="Symbol" w:hint="default"/>
+      </w:rPr>
+    </w:lvl>
+    <w:lvl w:ilvl="4" w:tplc="04190003" w:tentative="1">
+      <w:start w:val="1"/>
+      <w:numFmt w:val="bullet"/>
+      <w:lvlText w:val="o"/>
+      <w:lvlJc w:val="left"/>
+      <w:pPr>
+        <w:ind w:left="5580" w:hanging="360"/>
+      </w:pPr>
+      <w:rPr>
+        <w:rFonts w:ascii="Courier New" w:hAnsi="Courier New" w:cs="Courier New" w:hint="default"/>
+      </w:rPr>
+    </w:lvl>
+    <w:lvl w:ilvl="5" w:tplc="04190005" w:tentative="1">
+      <w:start w:val="1"/>
+      <w:numFmt w:val="bullet"/>
+      <w:lvlText w:val=""/>
+      <w:lvlJc w:val="left"/>
+      <w:pPr>
+        <w:ind w:left="6300" w:hanging="360"/>
+      </w:pPr>
+      <w:rPr>
+        <w:rFonts w:ascii="Wingdings" w:hAnsi="Wingdings" w:hint="default"/>
+      </w:rPr>
+    </w:lvl>
+    <w:lvl w:ilvl="6" w:tplc="04190001" w:tentative="1">
+      <w:start w:val="1"/>
+      <w:numFmt w:val="bullet"/>
+      <w:lvlText w:val=""/>
+      <w:lvlJc w:val="left"/>
+      <w:pPr>
+        <w:ind w:left="7020" w:hanging="360"/>
+      </w:pPr>
+      <w:rPr>
+        <w:rFonts w:ascii="Symbol" w:hAnsi="Symbol" w:hint="default"/>
+      </w:rPr>
+    </w:lvl>
+    <w:lvl w:ilvl="7" w:tplc="04190003" w:tentative="1">
+      <w:start w:val="1"/>
+      <w:numFmt w:val="bullet"/>
+      <w:lvlText w:val="o"/>
+      <w:lvlJc w:val="left"/>
+      <w:pPr>
+        <w:ind w:left="7740" w:hanging="360"/>
+      </w:pPr>
+      <w:rPr>
+        <w:rFonts w:ascii="Courier New" w:hAnsi="Courier New" w:cs="Courier New" w:hint="default"/>
+      </w:rPr>
+    </w:lvl>
+    <w:lvl w:ilvl="8" w:tplc="04190005" w:tentative="1">
+      <w:start w:val="1"/>
+      <w:numFmt w:val="bullet"/>
+      <w:lvlText w:val=""/>
+      <w:lvlJc w:val="left"/>
+      <w:pPr>
+        <w:ind w:left="8460" w:hanging="360"/>
+      </w:pPr>
+      <w:rPr>
+        <w:rFonts w:ascii="Wingdings" w:hAnsi="Wingdings" w:hint="default"/>
+      </w:rPr>
+    </w:lvl>
+  </w:abstractNum>
+  <w:abstractNum w:abstractNumId="5" w15:restartNumberingAfterBreak="0">
     <w:nsid w:val="1FDB4E92"/>
     <w:multiLevelType w:val="hybridMultilevel"/>
     <w:tmpl w:val="E74C0A20"/>
@@ -3072,7 +4204,7 @@
       </w:rPr>
     </w:lvl>
   </w:abstractNum>
-  <w:abstractNum w:abstractNumId="4" w15:restartNumberingAfterBreak="0">
+  <w:abstractNum w:abstractNumId="6" w15:restartNumberingAfterBreak="0">
     <w:nsid w:val="217E2206"/>
     <w:multiLevelType w:val="hybridMultilevel"/>
     <w:tmpl w:val="EB0841C8"/>
@@ -3185,7 +4317,120 @@
       </w:rPr>
     </w:lvl>
   </w:abstractNum>
-  <w:abstractNum w:abstractNumId="5" w15:restartNumberingAfterBreak="0">
+  <w:abstractNum w:abstractNumId="7" w15:restartNumberingAfterBreak="0">
+    <w:nsid w:val="29C10161"/>
+    <w:multiLevelType w:val="hybridMultilevel"/>
+    <w:tmpl w:val="4BD48D4E"/>
+    <w:lvl w:ilvl="0" w:tplc="04190001">
+      <w:start w:val="1"/>
+      <w:numFmt w:val="bullet"/>
+      <w:lvlText w:val=""/>
+      <w:lvlJc w:val="left"/>
+      <w:pPr>
+        <w:ind w:left="720" w:hanging="360"/>
+      </w:pPr>
+      <w:rPr>
+        <w:rFonts w:ascii="Symbol" w:hAnsi="Symbol" w:hint="default"/>
+      </w:rPr>
+    </w:lvl>
+    <w:lvl w:ilvl="1" w:tplc="04190003" w:tentative="1">
+      <w:start w:val="1"/>
+      <w:numFmt w:val="bullet"/>
+      <w:lvlText w:val="o"/>
+      <w:lvlJc w:val="left"/>
+      <w:pPr>
+        <w:ind w:left="1440" w:hanging="360"/>
+      </w:pPr>
+      <w:rPr>
+        <w:rFonts w:ascii="Courier New" w:hAnsi="Courier New" w:cs="Courier New" w:hint="default"/>
+      </w:rPr>
+    </w:lvl>
+    <w:lvl w:ilvl="2" w:tplc="04190005">
+      <w:start w:val="1"/>
+      <w:numFmt w:val="bullet"/>
+      <w:lvlText w:val=""/>
+      <w:lvlJc w:val="left"/>
+      <w:pPr>
+        <w:ind w:left="2160" w:hanging="360"/>
+      </w:pPr>
+      <w:rPr>
+        <w:rFonts w:ascii="Wingdings" w:hAnsi="Wingdings" w:hint="default"/>
+      </w:rPr>
+    </w:lvl>
+    <w:lvl w:ilvl="3" w:tplc="04190001" w:tentative="1">
+      <w:start w:val="1"/>
+      <w:numFmt w:val="bullet"/>
+      <w:lvlText w:val=""/>
+      <w:lvlJc w:val="left"/>
+      <w:pPr>
+        <w:ind w:left="2880" w:hanging="360"/>
+      </w:pPr>
+      <w:rPr>
+        <w:rFonts w:ascii="Symbol" w:hAnsi="Symbol" w:hint="default"/>
+      </w:rPr>
+    </w:lvl>
+    <w:lvl w:ilvl="4" w:tplc="04190003">
+      <w:start w:val="1"/>
+      <w:numFmt w:val="bullet"/>
+      <w:lvlText w:val="o"/>
+      <w:lvlJc w:val="left"/>
+      <w:pPr>
+        <w:ind w:left="3600" w:hanging="360"/>
+      </w:pPr>
+      <w:rPr>
+        <w:rFonts w:ascii="Courier New" w:hAnsi="Courier New" w:cs="Courier New" w:hint="default"/>
+      </w:rPr>
+    </w:lvl>
+    <w:lvl w:ilvl="5" w:tplc="04190005" w:tentative="1">
+      <w:start w:val="1"/>
+      <w:numFmt w:val="bullet"/>
+      <w:lvlText w:val=""/>
+      <w:lvlJc w:val="left"/>
+      <w:pPr>
+        <w:ind w:left="4320" w:hanging="360"/>
+      </w:pPr>
+      <w:rPr>
+        <w:rFonts w:ascii="Wingdings" w:hAnsi="Wingdings" w:hint="default"/>
+      </w:rPr>
+    </w:lvl>
+    <w:lvl w:ilvl="6" w:tplc="04190001" w:tentative="1">
+      <w:start w:val="1"/>
+      <w:numFmt w:val="bullet"/>
+      <w:lvlText w:val=""/>
+      <w:lvlJc w:val="left"/>
+      <w:pPr>
+        <w:ind w:left="5040" w:hanging="360"/>
+      </w:pPr>
+      <w:rPr>
+        <w:rFonts w:ascii="Symbol" w:hAnsi="Symbol" w:hint="default"/>
+      </w:rPr>
+    </w:lvl>
+    <w:lvl w:ilvl="7" w:tplc="04190003" w:tentative="1">
+      <w:start w:val="1"/>
+      <w:numFmt w:val="bullet"/>
+      <w:lvlText w:val="o"/>
+      <w:lvlJc w:val="left"/>
+      <w:pPr>
+        <w:ind w:left="5760" w:hanging="360"/>
+      </w:pPr>
+      <w:rPr>
+        <w:rFonts w:ascii="Courier New" w:hAnsi="Courier New" w:cs="Courier New" w:hint="default"/>
+      </w:rPr>
+    </w:lvl>
+    <w:lvl w:ilvl="8" w:tplc="04190005" w:tentative="1">
+      <w:start w:val="1"/>
+      <w:numFmt w:val="bullet"/>
+      <w:lvlText w:val=""/>
+      <w:lvlJc w:val="left"/>
+      <w:pPr>
+        <w:ind w:left="6480" w:hanging="360"/>
+      </w:pPr>
+      <w:rPr>
+        <w:rFonts w:ascii="Wingdings" w:hAnsi="Wingdings" w:hint="default"/>
+      </w:rPr>
+    </w:lvl>
+  </w:abstractNum>
+  <w:abstractNum w:abstractNumId="8" w15:restartNumberingAfterBreak="0">
     <w:nsid w:val="2A647691"/>
     <w:multiLevelType w:val="hybridMultilevel"/>
     <w:tmpl w:val="E1005258"/>
@@ -3201,7 +4446,7 @@
         <w:rFonts w:ascii="Symbol" w:hAnsi="Symbol" w:hint="default"/>
       </w:rPr>
     </w:lvl>
-    <w:lvl w:ilvl="1" w:tplc="04190003" w:tentative="1">
+    <w:lvl w:ilvl="1" w:tplc="04190003">
       <w:start w:val="1"/>
       <w:numFmt w:val="bullet"/>
       <w:lvlText w:val="o"/>
@@ -3298,7 +4543,7 @@
       </w:rPr>
     </w:lvl>
   </w:abstractNum>
-  <w:abstractNum w:abstractNumId="6" w15:restartNumberingAfterBreak="0">
+  <w:abstractNum w:abstractNumId="9" w15:restartNumberingAfterBreak="0">
     <w:nsid w:val="301832D2"/>
     <w:multiLevelType w:val="hybridMultilevel"/>
     <w:tmpl w:val="B6BCC3AA"/>
@@ -3384,7 +4629,7 @@
       </w:pPr>
     </w:lvl>
   </w:abstractNum>
-  <w:abstractNum w:abstractNumId="7" w15:restartNumberingAfterBreak="0">
+  <w:abstractNum w:abstractNumId="10" w15:restartNumberingAfterBreak="0">
     <w:nsid w:val="365B750B"/>
     <w:multiLevelType w:val="hybridMultilevel"/>
     <w:tmpl w:val="0FEC2888"/>
@@ -3497,10 +4742,10 @@
       </w:rPr>
     </w:lvl>
   </w:abstractNum>
-  <w:abstractNum w:abstractNumId="8" w15:restartNumberingAfterBreak="0">
+  <w:abstractNum w:abstractNumId="11" w15:restartNumberingAfterBreak="0">
     <w:nsid w:val="465D2EDA"/>
     <w:multiLevelType w:val="hybridMultilevel"/>
-    <w:tmpl w:val="48EE37C0"/>
+    <w:tmpl w:val="AB3E07D4"/>
     <w:lvl w:ilvl="0" w:tplc="04190019">
       <w:start w:val="1"/>
       <w:numFmt w:val="lowerLetter"/>
@@ -3519,14 +4764,17 @@
         <w:ind w:left="1440" w:hanging="360"/>
       </w:pPr>
     </w:lvl>
-    <w:lvl w:ilvl="2" w:tplc="0419001B" w:tentative="1">
-      <w:start w:val="1"/>
-      <w:numFmt w:val="lowerRoman"/>
-      <w:lvlText w:val="%3."/>
-      <w:lvlJc w:val="right"/>
-      <w:pPr>
-        <w:ind w:left="2160" w:hanging="180"/>
-      </w:pPr>
+    <w:lvl w:ilvl="2" w:tplc="AF92F54C">
+      <w:start w:val="1"/>
+      <w:numFmt w:val="decimal"/>
+      <w:lvlText w:val="%3)"/>
+      <w:lvlJc w:val="left"/>
+      <w:pPr>
+        <w:ind w:left="2340" w:hanging="360"/>
+      </w:pPr>
+      <w:rPr>
+        <w:rFonts w:hint="default"/>
+      </w:rPr>
     </w:lvl>
     <w:lvl w:ilvl="3" w:tplc="0419000F" w:tentative="1">
       <w:start w:val="1"/>
@@ -3583,7 +4831,7 @@
       </w:pPr>
     </w:lvl>
   </w:abstractNum>
-  <w:abstractNum w:abstractNumId="9" w15:restartNumberingAfterBreak="0">
+  <w:abstractNum w:abstractNumId="12" w15:restartNumberingAfterBreak="0">
     <w:nsid w:val="49F6223E"/>
     <w:multiLevelType w:val="hybridMultilevel"/>
     <w:tmpl w:val="D6D673BA"/>
@@ -3672,7 +4920,93 @@
       </w:pPr>
     </w:lvl>
   </w:abstractNum>
-  <w:abstractNum w:abstractNumId="10" w15:restartNumberingAfterBreak="0">
+  <w:abstractNum w:abstractNumId="13" w15:restartNumberingAfterBreak="0">
+    <w:nsid w:val="4C5F1568"/>
+    <w:multiLevelType w:val="hybridMultilevel"/>
+    <w:tmpl w:val="DB26F0F8"/>
+    <w:lvl w:ilvl="0" w:tplc="0419000F">
+      <w:start w:val="1"/>
+      <w:numFmt w:val="decimal"/>
+      <w:lvlText w:val="%1."/>
+      <w:lvlJc w:val="left"/>
+      <w:pPr>
+        <w:ind w:left="720" w:hanging="360"/>
+      </w:pPr>
+    </w:lvl>
+    <w:lvl w:ilvl="1" w:tplc="04190019" w:tentative="1">
+      <w:start w:val="1"/>
+      <w:numFmt w:val="lowerLetter"/>
+      <w:lvlText w:val="%2."/>
+      <w:lvlJc w:val="left"/>
+      <w:pPr>
+        <w:ind w:left="1440" w:hanging="360"/>
+      </w:pPr>
+    </w:lvl>
+    <w:lvl w:ilvl="2" w:tplc="0419001B" w:tentative="1">
+      <w:start w:val="1"/>
+      <w:numFmt w:val="lowerRoman"/>
+      <w:lvlText w:val="%3."/>
+      <w:lvlJc w:val="right"/>
+      <w:pPr>
+        <w:ind w:left="2160" w:hanging="180"/>
+      </w:pPr>
+    </w:lvl>
+    <w:lvl w:ilvl="3" w:tplc="0419000F" w:tentative="1">
+      <w:start w:val="1"/>
+      <w:numFmt w:val="decimal"/>
+      <w:lvlText w:val="%4."/>
+      <w:lvlJc w:val="left"/>
+      <w:pPr>
+        <w:ind w:left="2880" w:hanging="360"/>
+      </w:pPr>
+    </w:lvl>
+    <w:lvl w:ilvl="4" w:tplc="04190019" w:tentative="1">
+      <w:start w:val="1"/>
+      <w:numFmt w:val="lowerLetter"/>
+      <w:lvlText w:val="%5."/>
+      <w:lvlJc w:val="left"/>
+      <w:pPr>
+        <w:ind w:left="3600" w:hanging="360"/>
+      </w:pPr>
+    </w:lvl>
+    <w:lvl w:ilvl="5" w:tplc="0419001B" w:tentative="1">
+      <w:start w:val="1"/>
+      <w:numFmt w:val="lowerRoman"/>
+      <w:lvlText w:val="%6."/>
+      <w:lvlJc w:val="right"/>
+      <w:pPr>
+        <w:ind w:left="4320" w:hanging="180"/>
+      </w:pPr>
+    </w:lvl>
+    <w:lvl w:ilvl="6" w:tplc="0419000F" w:tentative="1">
+      <w:start w:val="1"/>
+      <w:numFmt w:val="decimal"/>
+      <w:lvlText w:val="%7."/>
+      <w:lvlJc w:val="left"/>
+      <w:pPr>
+        <w:ind w:left="5040" w:hanging="360"/>
+      </w:pPr>
+    </w:lvl>
+    <w:lvl w:ilvl="7" w:tplc="04190019" w:tentative="1">
+      <w:start w:val="1"/>
+      <w:numFmt w:val="lowerLetter"/>
+      <w:lvlText w:val="%8."/>
+      <w:lvlJc w:val="left"/>
+      <w:pPr>
+        <w:ind w:left="5760" w:hanging="360"/>
+      </w:pPr>
+    </w:lvl>
+    <w:lvl w:ilvl="8" w:tplc="0419001B" w:tentative="1">
+      <w:start w:val="1"/>
+      <w:numFmt w:val="lowerRoman"/>
+      <w:lvlText w:val="%9."/>
+      <w:lvlJc w:val="right"/>
+      <w:pPr>
+        <w:ind w:left="6480" w:hanging="180"/>
+      </w:pPr>
+    </w:lvl>
+  </w:abstractNum>
+  <w:abstractNum w:abstractNumId="14" w15:restartNumberingAfterBreak="0">
     <w:nsid w:val="4D1A3540"/>
     <w:multiLevelType w:val="hybridMultilevel"/>
     <w:tmpl w:val="528C3664"/>
@@ -3785,7 +5119,7 @@
       </w:rPr>
     </w:lvl>
   </w:abstractNum>
-  <w:abstractNum w:abstractNumId="11" w15:restartNumberingAfterBreak="0">
+  <w:abstractNum w:abstractNumId="15" w15:restartNumberingAfterBreak="0">
     <w:nsid w:val="4F7E4EFB"/>
     <w:multiLevelType w:val="hybridMultilevel"/>
     <w:tmpl w:val="8BE0A1FE"/>
@@ -3871,7 +5205,7 @@
       </w:pPr>
     </w:lvl>
   </w:abstractNum>
-  <w:abstractNum w:abstractNumId="12" w15:restartNumberingAfterBreak="0">
+  <w:abstractNum w:abstractNumId="16" w15:restartNumberingAfterBreak="0">
     <w:nsid w:val="596C4159"/>
     <w:multiLevelType w:val="hybridMultilevel"/>
     <w:tmpl w:val="5A329098"/>
@@ -3960,7 +5294,7 @@
       </w:pPr>
     </w:lvl>
   </w:abstractNum>
-  <w:abstractNum w:abstractNumId="13" w15:restartNumberingAfterBreak="0">
+  <w:abstractNum w:abstractNumId="17" w15:restartNumberingAfterBreak="0">
     <w:nsid w:val="5AAB0ED6"/>
     <w:multiLevelType w:val="hybridMultilevel"/>
     <w:tmpl w:val="9F2C06D0"/>
@@ -4046,7 +5380,7 @@
       </w:pPr>
     </w:lvl>
   </w:abstractNum>
-  <w:abstractNum w:abstractNumId="14" w15:restartNumberingAfterBreak="0">
+  <w:abstractNum w:abstractNumId="18" w15:restartNumberingAfterBreak="0">
     <w:nsid w:val="5BC85469"/>
     <w:multiLevelType w:val="hybridMultilevel"/>
     <w:tmpl w:val="C810ABAE"/>
@@ -4135,7 +5469,7 @@
       </w:pPr>
     </w:lvl>
   </w:abstractNum>
-  <w:abstractNum w:abstractNumId="15" w15:restartNumberingAfterBreak="0">
+  <w:abstractNum w:abstractNumId="19" w15:restartNumberingAfterBreak="0">
     <w:nsid w:val="5FFA3264"/>
     <w:multiLevelType w:val="hybridMultilevel"/>
     <w:tmpl w:val="4B08C386"/>
@@ -4151,7 +5485,7 @@
         <w:rFonts w:ascii="Symbol" w:hAnsi="Symbol" w:hint="default"/>
       </w:rPr>
     </w:lvl>
-    <w:lvl w:ilvl="1" w:tplc="04190003" w:tentative="1">
+    <w:lvl w:ilvl="1" w:tplc="04190003">
       <w:start w:val="1"/>
       <w:numFmt w:val="bullet"/>
       <w:lvlText w:val="o"/>
@@ -4248,7 +5582,179 @@
       </w:rPr>
     </w:lvl>
   </w:abstractNum>
-  <w:abstractNum w:abstractNumId="16" w15:restartNumberingAfterBreak="0">
+  <w:abstractNum w:abstractNumId="20" w15:restartNumberingAfterBreak="0">
+    <w:nsid w:val="61D85AEB"/>
+    <w:multiLevelType w:val="hybridMultilevel"/>
+    <w:tmpl w:val="45040EF2"/>
+    <w:lvl w:ilvl="0" w:tplc="04190019">
+      <w:start w:val="1"/>
+      <w:numFmt w:val="lowerLetter"/>
+      <w:lvlText w:val="%1."/>
+      <w:lvlJc w:val="left"/>
+      <w:pPr>
+        <w:ind w:left="720" w:hanging="360"/>
+      </w:pPr>
+    </w:lvl>
+    <w:lvl w:ilvl="1" w:tplc="04190019" w:tentative="1">
+      <w:start w:val="1"/>
+      <w:numFmt w:val="lowerLetter"/>
+      <w:lvlText w:val="%2."/>
+      <w:lvlJc w:val="left"/>
+      <w:pPr>
+        <w:ind w:left="1440" w:hanging="360"/>
+      </w:pPr>
+    </w:lvl>
+    <w:lvl w:ilvl="2" w:tplc="0419001B">
+      <w:start w:val="1"/>
+      <w:numFmt w:val="lowerRoman"/>
+      <w:lvlText w:val="%3."/>
+      <w:lvlJc w:val="right"/>
+      <w:pPr>
+        <w:ind w:left="2160" w:hanging="180"/>
+      </w:pPr>
+    </w:lvl>
+    <w:lvl w:ilvl="3" w:tplc="0419000F" w:tentative="1">
+      <w:start w:val="1"/>
+      <w:numFmt w:val="decimal"/>
+      <w:lvlText w:val="%4."/>
+      <w:lvlJc w:val="left"/>
+      <w:pPr>
+        <w:ind w:left="2880" w:hanging="360"/>
+      </w:pPr>
+    </w:lvl>
+    <w:lvl w:ilvl="4" w:tplc="04190019">
+      <w:start w:val="1"/>
+      <w:numFmt w:val="lowerLetter"/>
+      <w:lvlText w:val="%5."/>
+      <w:lvlJc w:val="left"/>
+      <w:pPr>
+        <w:ind w:left="3600" w:hanging="360"/>
+      </w:pPr>
+    </w:lvl>
+    <w:lvl w:ilvl="5" w:tplc="0419001B" w:tentative="1">
+      <w:start w:val="1"/>
+      <w:numFmt w:val="lowerRoman"/>
+      <w:lvlText w:val="%6."/>
+      <w:lvlJc w:val="right"/>
+      <w:pPr>
+        <w:ind w:left="4320" w:hanging="180"/>
+      </w:pPr>
+    </w:lvl>
+    <w:lvl w:ilvl="6" w:tplc="0419000F" w:tentative="1">
+      <w:start w:val="1"/>
+      <w:numFmt w:val="decimal"/>
+      <w:lvlText w:val="%7."/>
+      <w:lvlJc w:val="left"/>
+      <w:pPr>
+        <w:ind w:left="5040" w:hanging="360"/>
+      </w:pPr>
+    </w:lvl>
+    <w:lvl w:ilvl="7" w:tplc="04190019" w:tentative="1">
+      <w:start w:val="1"/>
+      <w:numFmt w:val="lowerLetter"/>
+      <w:lvlText w:val="%8."/>
+      <w:lvlJc w:val="left"/>
+      <w:pPr>
+        <w:ind w:left="5760" w:hanging="360"/>
+      </w:pPr>
+    </w:lvl>
+    <w:lvl w:ilvl="8" w:tplc="0419001B" w:tentative="1">
+      <w:start w:val="1"/>
+      <w:numFmt w:val="lowerRoman"/>
+      <w:lvlText w:val="%9."/>
+      <w:lvlJc w:val="right"/>
+      <w:pPr>
+        <w:ind w:left="6480" w:hanging="180"/>
+      </w:pPr>
+    </w:lvl>
+  </w:abstractNum>
+  <w:abstractNum w:abstractNumId="21" w15:restartNumberingAfterBreak="0">
+    <w:nsid w:val="648801C1"/>
+    <w:multiLevelType w:val="hybridMultilevel"/>
+    <w:tmpl w:val="0C94DDE8"/>
+    <w:lvl w:ilvl="0" w:tplc="0419000F">
+      <w:start w:val="1"/>
+      <w:numFmt w:val="decimal"/>
+      <w:lvlText w:val="%1."/>
+      <w:lvlJc w:val="left"/>
+      <w:pPr>
+        <w:ind w:left="720" w:hanging="360"/>
+      </w:pPr>
+    </w:lvl>
+    <w:lvl w:ilvl="1" w:tplc="04190019" w:tentative="1">
+      <w:start w:val="1"/>
+      <w:numFmt w:val="lowerLetter"/>
+      <w:lvlText w:val="%2."/>
+      <w:lvlJc w:val="left"/>
+      <w:pPr>
+        <w:ind w:left="1440" w:hanging="360"/>
+      </w:pPr>
+    </w:lvl>
+    <w:lvl w:ilvl="2" w:tplc="0419001B">
+      <w:start w:val="1"/>
+      <w:numFmt w:val="lowerRoman"/>
+      <w:lvlText w:val="%3."/>
+      <w:lvlJc w:val="right"/>
+      <w:pPr>
+        <w:ind w:left="2160" w:hanging="180"/>
+      </w:pPr>
+    </w:lvl>
+    <w:lvl w:ilvl="3" w:tplc="0419000F" w:tentative="1">
+      <w:start w:val="1"/>
+      <w:numFmt w:val="decimal"/>
+      <w:lvlText w:val="%4."/>
+      <w:lvlJc w:val="left"/>
+      <w:pPr>
+        <w:ind w:left="2880" w:hanging="360"/>
+      </w:pPr>
+    </w:lvl>
+    <w:lvl w:ilvl="4" w:tplc="04190019">
+      <w:start w:val="1"/>
+      <w:numFmt w:val="lowerLetter"/>
+      <w:lvlText w:val="%5."/>
+      <w:lvlJc w:val="left"/>
+      <w:pPr>
+        <w:ind w:left="3600" w:hanging="360"/>
+      </w:pPr>
+    </w:lvl>
+    <w:lvl w:ilvl="5" w:tplc="0419001B" w:tentative="1">
+      <w:start w:val="1"/>
+      <w:numFmt w:val="lowerRoman"/>
+      <w:lvlText w:val="%6."/>
+      <w:lvlJc w:val="right"/>
+      <w:pPr>
+        <w:ind w:left="4320" w:hanging="180"/>
+      </w:pPr>
+    </w:lvl>
+    <w:lvl w:ilvl="6" w:tplc="0419000F" w:tentative="1">
+      <w:start w:val="1"/>
+      <w:numFmt w:val="decimal"/>
+      <w:lvlText w:val="%7."/>
+      <w:lvlJc w:val="left"/>
+      <w:pPr>
+        <w:ind w:left="5040" w:hanging="360"/>
+      </w:pPr>
+    </w:lvl>
+    <w:lvl w:ilvl="7" w:tplc="04190019" w:tentative="1">
+      <w:start w:val="1"/>
+      <w:numFmt w:val="lowerLetter"/>
+      <w:lvlText w:val="%8."/>
+      <w:lvlJc w:val="left"/>
+      <w:pPr>
+        <w:ind w:left="5760" w:hanging="360"/>
+      </w:pPr>
+    </w:lvl>
+    <w:lvl w:ilvl="8" w:tplc="0419001B" w:tentative="1">
+      <w:start w:val="1"/>
+      <w:numFmt w:val="lowerRoman"/>
+      <w:lvlText w:val="%9."/>
+      <w:lvlJc w:val="right"/>
+      <w:pPr>
+        <w:ind w:left="6480" w:hanging="180"/>
+      </w:pPr>
+    </w:lvl>
+  </w:abstractNum>
+  <w:abstractNum w:abstractNumId="22" w15:restartNumberingAfterBreak="0">
     <w:nsid w:val="69DF4D65"/>
     <w:multiLevelType w:val="hybridMultilevel"/>
     <w:tmpl w:val="D8F0F5AA"/>
@@ -4334,7 +5840,7 @@
       </w:pPr>
     </w:lvl>
   </w:abstractNum>
-  <w:abstractNum w:abstractNumId="17" w15:restartNumberingAfterBreak="0">
+  <w:abstractNum w:abstractNumId="23" w15:restartNumberingAfterBreak="0">
     <w:nsid w:val="6A244419"/>
     <w:multiLevelType w:val="hybridMultilevel"/>
     <w:tmpl w:val="66462842"/>
@@ -4447,7 +5953,7 @@
       </w:rPr>
     </w:lvl>
   </w:abstractNum>
-  <w:abstractNum w:abstractNumId="18" w15:restartNumberingAfterBreak="0">
+  <w:abstractNum w:abstractNumId="24" w15:restartNumberingAfterBreak="0">
     <w:nsid w:val="6A342467"/>
     <w:multiLevelType w:val="hybridMultilevel"/>
     <w:tmpl w:val="9042A624"/>
@@ -4533,7 +6039,7 @@
       </w:pPr>
     </w:lvl>
   </w:abstractNum>
-  <w:abstractNum w:abstractNumId="19" w15:restartNumberingAfterBreak="0">
+  <w:abstractNum w:abstractNumId="25" w15:restartNumberingAfterBreak="0">
     <w:nsid w:val="6E2426D2"/>
     <w:multiLevelType w:val="hybridMultilevel"/>
     <w:tmpl w:val="E8FCCF30"/>
@@ -4646,7 +6152,7 @@
       </w:rPr>
     </w:lvl>
   </w:abstractNum>
-  <w:abstractNum w:abstractNumId="20" w15:restartNumberingAfterBreak="0">
+  <w:abstractNum w:abstractNumId="26" w15:restartNumberingAfterBreak="0">
     <w:nsid w:val="6EE1757B"/>
     <w:multiLevelType w:val="hybridMultilevel"/>
     <w:tmpl w:val="8ABCC694"/>
@@ -4759,7 +6265,93 @@
       </w:rPr>
     </w:lvl>
   </w:abstractNum>
-  <w:abstractNum w:abstractNumId="21" w15:restartNumberingAfterBreak="0">
+  <w:abstractNum w:abstractNumId="27" w15:restartNumberingAfterBreak="0">
+    <w:nsid w:val="737D574D"/>
+    <w:multiLevelType w:val="hybridMultilevel"/>
+    <w:tmpl w:val="E1202E70"/>
+    <w:lvl w:ilvl="0" w:tplc="04190019">
+      <w:start w:val="1"/>
+      <w:numFmt w:val="lowerLetter"/>
+      <w:lvlText w:val="%1."/>
+      <w:lvlJc w:val="left"/>
+      <w:pPr>
+        <w:ind w:left="720" w:hanging="360"/>
+      </w:pPr>
+    </w:lvl>
+    <w:lvl w:ilvl="1" w:tplc="04190019" w:tentative="1">
+      <w:start w:val="1"/>
+      <w:numFmt w:val="lowerLetter"/>
+      <w:lvlText w:val="%2."/>
+      <w:lvlJc w:val="left"/>
+      <w:pPr>
+        <w:ind w:left="1440" w:hanging="360"/>
+      </w:pPr>
+    </w:lvl>
+    <w:lvl w:ilvl="2" w:tplc="0419001B">
+      <w:start w:val="1"/>
+      <w:numFmt w:val="lowerRoman"/>
+      <w:lvlText w:val="%3."/>
+      <w:lvlJc w:val="right"/>
+      <w:pPr>
+        <w:ind w:left="2160" w:hanging="180"/>
+      </w:pPr>
+    </w:lvl>
+    <w:lvl w:ilvl="3" w:tplc="0419000F" w:tentative="1">
+      <w:start w:val="1"/>
+      <w:numFmt w:val="decimal"/>
+      <w:lvlText w:val="%4."/>
+      <w:lvlJc w:val="left"/>
+      <w:pPr>
+        <w:ind w:left="2880" w:hanging="360"/>
+      </w:pPr>
+    </w:lvl>
+    <w:lvl w:ilvl="4" w:tplc="04190019">
+      <w:start w:val="1"/>
+      <w:numFmt w:val="lowerLetter"/>
+      <w:lvlText w:val="%5."/>
+      <w:lvlJc w:val="left"/>
+      <w:pPr>
+        <w:ind w:left="3600" w:hanging="360"/>
+      </w:pPr>
+    </w:lvl>
+    <w:lvl w:ilvl="5" w:tplc="0419001B" w:tentative="1">
+      <w:start w:val="1"/>
+      <w:numFmt w:val="lowerRoman"/>
+      <w:lvlText w:val="%6."/>
+      <w:lvlJc w:val="right"/>
+      <w:pPr>
+        <w:ind w:left="4320" w:hanging="180"/>
+      </w:pPr>
+    </w:lvl>
+    <w:lvl w:ilvl="6" w:tplc="0419000F" w:tentative="1">
+      <w:start w:val="1"/>
+      <w:numFmt w:val="decimal"/>
+      <w:lvlText w:val="%7."/>
+      <w:lvlJc w:val="left"/>
+      <w:pPr>
+        <w:ind w:left="5040" w:hanging="360"/>
+      </w:pPr>
+    </w:lvl>
+    <w:lvl w:ilvl="7" w:tplc="04190019" w:tentative="1">
+      <w:start w:val="1"/>
+      <w:numFmt w:val="lowerLetter"/>
+      <w:lvlText w:val="%8."/>
+      <w:lvlJc w:val="left"/>
+      <w:pPr>
+        <w:ind w:left="5760" w:hanging="360"/>
+      </w:pPr>
+    </w:lvl>
+    <w:lvl w:ilvl="8" w:tplc="0419001B" w:tentative="1">
+      <w:start w:val="1"/>
+      <w:numFmt w:val="lowerRoman"/>
+      <w:lvlText w:val="%9."/>
+      <w:lvlJc w:val="right"/>
+      <w:pPr>
+        <w:ind w:left="6480" w:hanging="180"/>
+      </w:pPr>
+    </w:lvl>
+  </w:abstractNum>
+  <w:abstractNum w:abstractNumId="28" w15:restartNumberingAfterBreak="0">
     <w:nsid w:val="76FB5AE2"/>
     <w:multiLevelType w:val="hybridMultilevel"/>
     <w:tmpl w:val="C39851FE"/>
@@ -4873,70 +6465,91 @@
     </w:lvl>
   </w:abstractNum>
   <w:num w:numId="1">
+    <w:abstractNumId w:val="5"/>
+  </w:num>
+  <w:num w:numId="2">
+    <w:abstractNumId w:val="10"/>
+  </w:num>
+  <w:num w:numId="3">
+    <w:abstractNumId w:val="14"/>
+  </w:num>
+  <w:num w:numId="4">
+    <w:abstractNumId w:val="1"/>
+  </w:num>
+  <w:num w:numId="5">
+    <w:abstractNumId w:val="28"/>
+  </w:num>
+  <w:num w:numId="6">
+    <w:abstractNumId w:val="26"/>
+  </w:num>
+  <w:num w:numId="7">
+    <w:abstractNumId w:val="6"/>
+  </w:num>
+  <w:num w:numId="8">
+    <w:abstractNumId w:val="19"/>
+  </w:num>
+  <w:num w:numId="9">
+    <w:abstractNumId w:val="8"/>
+  </w:num>
+  <w:num w:numId="10">
+    <w:abstractNumId w:val="23"/>
+  </w:num>
+  <w:num w:numId="11">
+    <w:abstractNumId w:val="25"/>
+  </w:num>
+  <w:num w:numId="12">
+    <w:abstractNumId w:val="9"/>
+  </w:num>
+  <w:num w:numId="13">
+    <w:abstractNumId w:val="22"/>
+  </w:num>
+  <w:num w:numId="14">
+    <w:abstractNumId w:val="18"/>
+  </w:num>
+  <w:num w:numId="15">
+    <w:abstractNumId w:val="12"/>
+  </w:num>
+  <w:num w:numId="16">
+    <w:abstractNumId w:val="16"/>
+  </w:num>
+  <w:num w:numId="17">
+    <w:abstractNumId w:val="17"/>
+  </w:num>
+  <w:num w:numId="18">
     <w:abstractNumId w:val="3"/>
   </w:num>
-  <w:num w:numId="2">
+  <w:num w:numId="19">
+    <w:abstractNumId w:val="2"/>
+  </w:num>
+  <w:num w:numId="20">
+    <w:abstractNumId w:val="24"/>
+  </w:num>
+  <w:num w:numId="21">
+    <w:abstractNumId w:val="15"/>
+  </w:num>
+  <w:num w:numId="22">
+    <w:abstractNumId w:val="11"/>
+  </w:num>
+  <w:num w:numId="23">
+    <w:abstractNumId w:val="13"/>
+  </w:num>
+  <w:num w:numId="24">
+    <w:abstractNumId w:val="4"/>
+  </w:num>
+  <w:num w:numId="25">
+    <w:abstractNumId w:val="27"/>
+  </w:num>
+  <w:num w:numId="26">
+    <w:abstractNumId w:val="20"/>
+  </w:num>
+  <w:num w:numId="27">
+    <w:abstractNumId w:val="21"/>
+  </w:num>
+  <w:num w:numId="28">
     <w:abstractNumId w:val="7"/>
   </w:num>
-  <w:num w:numId="3">
-    <w:abstractNumId w:val="10"/>
-  </w:num>
-  <w:num w:numId="4">
+  <w:num w:numId="29">
     <w:abstractNumId w:val="0"/>
-  </w:num>
-  <w:num w:numId="5">
-    <w:abstractNumId w:val="21"/>
-  </w:num>
-  <w:num w:numId="6">
-    <w:abstractNumId w:val="20"/>
-  </w:num>
-  <w:num w:numId="7">
-    <w:abstractNumId w:val="4"/>
-  </w:num>
-  <w:num w:numId="8">
-    <w:abstractNumId w:val="15"/>
-  </w:num>
-  <w:num w:numId="9">
-    <w:abstractNumId w:val="5"/>
-  </w:num>
-  <w:num w:numId="10">
-    <w:abstractNumId w:val="17"/>
-  </w:num>
-  <w:num w:numId="11">
-    <w:abstractNumId w:val="19"/>
-  </w:num>
-  <w:num w:numId="12">
-    <w:abstractNumId w:val="6"/>
-  </w:num>
-  <w:num w:numId="13">
-    <w:abstractNumId w:val="16"/>
-  </w:num>
-  <w:num w:numId="14">
-    <w:abstractNumId w:val="14"/>
-  </w:num>
-  <w:num w:numId="15">
-    <w:abstractNumId w:val="9"/>
-  </w:num>
-  <w:num w:numId="16">
-    <w:abstractNumId w:val="12"/>
-  </w:num>
-  <w:num w:numId="17">
-    <w:abstractNumId w:val="13"/>
-  </w:num>
-  <w:num w:numId="18">
-    <w:abstractNumId w:val="2"/>
-  </w:num>
-  <w:num w:numId="19">
-    <w:abstractNumId w:val="1"/>
-  </w:num>
-  <w:num w:numId="20">
-    <w:abstractNumId w:val="18"/>
-  </w:num>
-  <w:num w:numId="21">
-    <w:abstractNumId w:val="11"/>
-  </w:num>
-  <w:num w:numId="22">
-    <w:abstractNumId w:val="8"/>
   </w:num>
 </w:numbering>
 </file>
